--- a/output/docx/ru/BUFRCREX_TableB_ru_14.docx
+++ b/output/docx/ru/BUFRCREX_TableB_ru_14.docx
@@ -6629,7 +6629,7 @@
                 <w:b w:val="0"/>
                 <w:sz w:val="16"/>
               </w:rPr>
-              <w:t>Note 35: Перемещение за длительное время 0 04 086 в последовательности представляет собой интервал времени, прошедшего с момента запуска, 3 01 013 (в секундах).</w:t>
+              <w:t>Note B35: В излучении канала (0 14 043) используются единицы мкм для представления волнового числа.</w:t>
             </w:r>
           </w:p>
         </w:tc>
@@ -7134,7 +7134,7 @@
                 <w:b w:val="0"/>
                 <w:sz w:val="16"/>
               </w:rPr>
-              <w:t>Note 36: Для излучения в канале (0 14 045) используются единицы см для представления волнового числа.</w:t>
+              <w:t>Note B36: Для излучения в канале (0 14 045) используются единицы см для представления волнового числа.</w:t>
             </w:r>
           </w:p>
         </w:tc>
@@ -7387,7 +7387,7 @@
                 <w:b w:val="0"/>
                 <w:sz w:val="16"/>
               </w:rPr>
-              <w:t>Note 29: В данном случае термин «прореживание» относится к методу, который может быть применим для выбора подкомплекта уровней из модели, которая может иметь много собственных вертикальных уровней. Выбор только подкомплекта уменьшает размер псевдозондирования при возможной стоимости потери информации и дополнительной обработке.</w:t>
+              <w:t>Note B29: Для масштабированных излучений (0 14 046) было введено отклонение. Это было сделано для учета негативных излучений, которые могут быть измерены на некоторых номерах волн либо по причине воздействия шума, либо по причине остаточной последующей аподизации. Отклонение — это порядок величины, который превышает ожидаемый максимальный негативный сдвиг на основании шума прибора, в результате чего образуется достаточный предел. При этом не происходит значительного уменьшения динамического диапазона.</w:t>
             </w:r>
           </w:p>
         </w:tc>
@@ -8084,7 +8084,7 @@
                 <w:b w:val="0"/>
                 <w:sz w:val="16"/>
               </w:rPr>
-              <w:t>Note 69: Данная последовательность исключена из-за неправильного использования дескриптора 0 04 075; вместо нее должна использоваться последовательность 3 06 019.</w:t>
+              <w:t>Note B69: Излучательная способность — это соотношение между количеством энергии, излучаемой конкретным объектом и количеством энергии, которая излучалась бы черным телом при той же температуре (т. е. функция Планка). Умножение на 100 дает процентную долю (и одновременно обеспечивает две цифры точности).</w:t>
             </w:r>
           </w:p>
         </w:tc>
@@ -9733,7 +9733,7 @@
                 <w:b w:val="0"/>
                 <w:sz w:val="16"/>
               </w:rPr>
-              <w:t>Note 83: Суммарная УФ-радиация (0 14 072) — УФ-энергия, интегрированная за указанный период для указанной спектральной полосы. Дескриптору 0 14 072 должен предшествовать дескриптор временного периода, а также рабочая длина волны спектрографа (0 02 071) и ширина диапазона спектрографа (0 02 072). Например, если дескриптор 0 14 072 используется для суммарной УФ-В радиации, то дескрипторы 0 02 071 и 0 02 072 должны указывать спектральную полосу 280–315 нм.</w:t>
+              <w:t>Note B83: Суммарная УФ-радиация (0 14 072) — УФ-энергия, интегрированная за указанный период для указанной спектральной полосы. Дескриптору 0 14 072 должен предшествовать дескриптор временного периода, а также рабочая длина волны спектрографа (0 02 071) и ширина диапазона спектрографа (0 02 072). Например, если дескриптор 0 14 072 используется для суммарной УФ-В радиации, то дескрипторы 0 02 071 и 0 02 072 должны указывать спектральную полосу 280–315 нм.</w:t>
             </w:r>
           </w:p>
         </w:tc>
@@ -9747,7 +9747,7 @@
           <w:i/>
           <w:sz w:val="14"/>
         </w:rPr>
-        <w:t>Note 63: Приходящей радиации следует присваивать положительные значения.</w:t>
+        <w:t>Note B63: Приходящей радиации следует присваивать положительные значения.</w:t>
       </w:r>
     </w:p>
     <w:p>
@@ -9757,7 +9757,7 @@
           <w:i/>
           <w:sz w:val="14"/>
         </w:rPr>
-        <w:t>Note 160: Уходящей радиации следует присваивать отрицательные значения.</w:t>
+        <w:t>Note B160: Уходящей радиации следует присваивать отрицательные значения.</w:t>
       </w:r>
     </w:p>
     <w:p>
@@ -9767,7 +9767,7 @@
           <w:i/>
           <w:sz w:val="14"/>
         </w:rPr>
-        <w:t>Note 178: Там, где величины суммируются или усредняются (например, за временной период), общее число значений, из которых получается сумма или среднее значение, может быть представлено с использованием ссылки 0 08 022.</w:t>
+        <w:t>Note B178: Там, где величины суммируются или усредняются (например, за временной период), общее число значений, из которых получается сумма или среднее значение, может быть представлено с использованием ссылки 0 08 022.</w:t>
       </w:r>
     </w:p>
     <w:sectPr>
